--- a/Flowfiy_Market_Research_Crisp.docx
+++ b/Flowfiy_Market_Research_Crisp.docx
@@ -870,7 +870,7 @@
                 <w:sz w:val="18"/>
                 <w:szCs w:val="18"/>
               </w:rPr>
-              <w:t xml:space="preserve">Full pipeline + BYOK</w:t>
+              <w:t xml:space="preserve">Full pipeline + Managed AI</w:t>
             </w:r>
           </w:p>
         </w:tc>
@@ -2212,7 +2212,7 @@
           <w:sz w:val="22"/>
           <w:szCs w:val="22"/>
         </w:rPr>
-        <w:t xml:space="preserve">• </w:t>
+        <w:t xml:space="preserve">• Free tier: 100 gen/month (BYOK required). Indie plan: $20/mo BYOK, 2,500 leads/mo for solo operators. </w:t>
       </w:r>
       <w:r>
         <w:rPr>
@@ -2223,7 +2223,6 @@
           <w:sz w:val="22"/>
           <w:szCs w:val="22"/>
         </w:rPr>
-        <w:t xml:space="preserve">Change 50 lifetime → 100/month. Current limit means users run out before reaching value.</w:t>
       </w:r>
       <w:r>
         <w:rPr>
@@ -2232,7 +2231,6 @@
           <w:sz w:val="22"/>
           <w:szCs w:val="22"/>
         </w:rPr>
-        <w:t xml:space="preserve">Free tier fix (urgent): </w:t>
       </w:r>
     </w:p>
     <w:p>
@@ -2249,7 +2247,7 @@
           <w:sz w:val="22"/>
           <w:szCs w:val="22"/>
         </w:rPr>
-        <w:t xml:space="preserve">• </w:t>
+        <w:t xml:space="preserve">• Agency repriced at $299/mo (was $249). Growth repriced at $119/mo (was $99). </w:t>
       </w:r>
       <w:r>
         <w:rPr>
@@ -2260,7 +2258,6 @@
           <w:sz w:val="22"/>
           <w:szCs w:val="22"/>
         </w:rPr>
-        <w:t xml:space="preserve">Move from $249 → $299–$349. Still 10x cheaper than any alternative.</w:t>
       </w:r>
       <w:r>
         <w:rPr>
@@ -2269,7 +2266,6 @@
           <w:sz w:val="22"/>
           <w:szCs w:val="22"/>
         </w:rPr>
-        <w:t xml:space="preserve">Agency reprice (before launch): </w:t>
       </w:r>
     </w:p>
     <w:p>
@@ -2434,7 +2430,7 @@
                 <w:sz w:val="22"/>
                 <w:szCs w:val="22"/>
               </w:rPr>
-              <w:t xml:space="preserve">Bottom line: pricing is 85% right. Fix the Free tier and Agency plan before launch. The market is timing perfectly — AI SDR at $49/mo with near-100% gross margins is a structurally defensible position.</w:t>
+              <w:t xml:space="preserve">Bottom line: pricing is 85% right. Fix the Free tier and Agency plan before launch. The market is timing perfectly — AI SDR at $49/mo with ~70-80% gross margins is a structurally defensible position.</w:t>
             </w:r>
           </w:p>
         </w:tc>
